--- a/zhs/docx/066.content.docx
+++ b/zhs/docx/066.content.docx
@@ -211,90 +211,48 @@
         </w:rPr>
         <w:t>泰尔是叙利亚</w:t>
       </w:r>
-      <w:hyperlink r:id="rId13">
-        <w:r>
-          <w:rPr>
-            <w:lang w:val="zh_CN" w:bidi="zh_CN"/>
-          </w:rPr>
-          <w:rPr>
-            <w:color w:val="0000EE"/>
-            <w:u w:val="single"/>
-          </w:rPr>
-          <w:t>腓尼基</w:t>
-        </w:r>
-      </w:hyperlink>
+      <w:r>
+        <w:rPr>
+          <w:lang w:val="zh_CN" w:bidi="zh_CN"/>
+        </w:rPr>
+        <w:t>腓尼基</w:t>
+      </w:r>
       <w:r>
         <w:rPr>
           <w:lang w:val="zh_CN" w:bidi="zh_CN"/>
         </w:rPr>
         <w:t>的一座城市，腓尼基是在</w:t>
       </w:r>
-      <w:hyperlink r:id="rId14">
-        <w:r>
-          <w:rPr>
-            <w:lang w:val="zh_CN" w:bidi="zh_CN"/>
-          </w:rPr>
-          <w:rPr>
-            <w:color w:val="0000EE"/>
-            <w:u w:val="single"/>
-          </w:rPr>
-          <w:t>以色列</w:t>
-        </w:r>
-      </w:hyperlink>
+      <w:r>
+        <w:rPr>
+          <w:lang w:val="zh_CN" w:bidi="zh_CN"/>
+        </w:rPr>
+        <w:t>以色列</w:t>
+      </w:r>
       <w:r>
         <w:rPr>
           <w:lang w:val="zh_CN" w:bidi="zh_CN"/>
         </w:rPr>
         <w:t>北部的地区。 泰尔位于地中海沿岸。 今天，这个城市是我们现在所知的黎巴嫩的一部分。 在耶稣时代，泰尔是该地区的一个重要城市，因为腓尼基人擅长造船，并乘坐船只前往其他国家、地区，以购买和销售货物。 泰尔不是以色列的一部分，犹太人知道</w:t>
       </w:r>
-      <w:hyperlink r:id="rId15">
-        <w:r>
-          <w:rPr>
-            <w:lang w:val="zh_CN" w:bidi="zh_CN"/>
-          </w:rPr>
-          <w:rPr>
-            <w:color w:val="0000EE"/>
-            <w:u w:val="single"/>
-          </w:rPr>
-          <w:t>泰尔</w:t>
-        </w:r>
-      </w:hyperlink>
       <w:r>
         <w:rPr>
           <w:lang w:val="zh_CN" w:bidi="zh_CN"/>
         </w:rPr>
-        <w:t xml:space="preserve">是道德不佳的地方，并且他们不遵守神的律法。 </w:t>
+        <w:t>泰尔</w:t>
       </w:r>
-      <w:hyperlink r:id="rId16">
-        <w:r>
-          <w:rPr>
-            <w:lang w:val="zh_CN" w:bidi="zh_CN"/>
-          </w:rPr>
-          <w:rPr>
-            <w:color w:val="0000EE"/>
-            <w:u w:val="single"/>
-          </w:rPr>
-          <w:t>以色列人</w:t>
-        </w:r>
-      </w:hyperlink>
       <w:r>
         <w:rPr>
           <w:lang w:val="zh_CN" w:bidi="zh_CN"/>
         </w:rPr>
-        <w:t>的先知曾发出过针对对</w:t>
+        <w:t>是道德不佳的地方，并且他们不遵守神的律法。 以色列人的先知曾发出过针对对</w:t>
       </w:r>
-      <w:hyperlink r:id="rId17">
-        <w:r>
-          <w:rPr>
-            <w:lang w:val="zh_CN" w:bidi="zh_CN"/>
-          </w:rPr>
-          <w:rPr>
-            <w:color w:val="0000EE"/>
-            <w:u w:val="single"/>
-          </w:rPr>
-          <w:t>泰尔</w:t>
-        </w:r>
-      </w:hyperlink>
+      <w:r>
+        <w:rPr>
+          <w:lang w:val="zh_CN" w:bidi="zh_CN"/>
+        </w:rPr>
+        <w:t>泰尔</w:t>
+      </w:r>
       <w:r>
         <w:rPr>
           <w:lang w:val="zh_CN" w:bidi="zh_CN"/>
@@ -354,7 +312,7 @@
           <w:lang w:val="zh_CN" w:bidi="zh_CN"/>
         </w:rPr>
       </w:r>
-      <w:hyperlink r:id="rId18">
+      <w:hyperlink r:id="rId13">
         <w:r>
           <w:rPr>
             <w:lang w:val="zh_CN" w:bidi="zh_CN"/>

--- a/zhs/docx/066.content.docx
+++ b/zhs/docx/066.content.docx
@@ -258,77 +258,6 @@
           <w:lang w:val="zh_CN" w:bidi="zh_CN"/>
         </w:rPr>
         <w:t>的预言。然而，耶稣说，当神审判的时候，那些拒绝祂的犹太城镇，会受到比泰尔更大的惩罚！</w:t>
-      </w:r>
-      <w:r>
-        <w:rPr>
-          <w:lang w:val="zh_CN" w:bidi="zh_CN"/>
-        </w:rPr>
-      </w:r>
-      <w:r>
-        <w:rPr>
-          <w:lang w:val="zh_CN" w:bidi="zh_CN"/>
-        </w:rPr>
-      </w:r>
-    </w:p>
-    <w:p>
-      <w:pPr/>
-      <w:r>
-        <w:rPr>
-          <w:lang w:val="zh_CN" w:bidi="zh_CN"/>
-        </w:rPr>
-      </w:r>
-    </w:p>
-    <w:p>
-      <w:pPr>
-        <w:pStyle w:val="Heading2"/>
-      </w:pPr>
-      <w:r>
-        <w:rPr>
-          <w:lang w:val="zh_CN" w:bidi="zh_CN"/>
-        </w:rPr>
-        <w:t>泰尔（有些译本译为：推罗）</w:t>
-      </w:r>
-      <w:r>
-        <w:rPr>
-          <w:lang w:val="zh_CN" w:bidi="zh_CN"/>
-        </w:rPr>
-      </w:r>
-    </w:p>
-    <w:p>
-      <w:pPr>
-        <w:pStyle w:val="Heading4"/>
-      </w:pPr>
-      <w:r>
-        <w:rPr>
-          <w:lang w:val="zh_CN" w:bidi="zh_CN"/>
-        </w:rPr>
-        <w:t>Audio Content</w:t>
-      </w:r>
-    </w:p>
-    <w:p>
-      <w:pPr/>
-      <w:r>
-        <w:rPr>
-          <w:lang w:val="zh_CN" w:bidi="zh_CN"/>
-        </w:rPr>
-      </w:r>
-      <w:hyperlink r:id="rId13">
-        <w:r>
-          <w:rPr>
-            <w:lang w:val="zh_CN" w:bidi="zh_CN"/>
-          </w:rPr>
-          <w:rPr>
-            <w:color w:val="0000EE"/>
-            <w:u w:val="single"/>
-          </w:rPr>
-          <w:t>mp3 file</w:t>
-        </w:r>
-      </w:hyperlink>
-      <w:r>
-        <w:rPr>
-          <w:lang w:val="zh_CN" w:bidi="zh_CN"/>
-        </w:rPr>
-        <w:t xml:space="preserve"> (None KB)</w:t>
       </w:r>
       <w:r>
         <w:rPr>

--- a/zhs/docx/066.content.docx
+++ b/zhs/docx/066.content.docx
@@ -211,48 +211,90 @@
         </w:rPr>
         <w:t>泰尔是叙利亚</w:t>
       </w:r>
-      <w:r>
-        <w:rPr>
-          <w:lang w:val="zh_CN" w:bidi="zh_CN"/>
-        </w:rPr>
-        <w:t>腓尼基</w:t>
-      </w:r>
+      <w:hyperlink r:id="rId13">
+        <w:r>
+          <w:rPr>
+            <w:lang w:val="zh_CN" w:bidi="zh_CN"/>
+          </w:rPr>
+          <w:rPr>
+            <w:color w:val="0000EE"/>
+            <w:u w:val="single"/>
+          </w:rPr>
+          <w:t>腓尼基</w:t>
+        </w:r>
+      </w:hyperlink>
       <w:r>
         <w:rPr>
           <w:lang w:val="zh_CN" w:bidi="zh_CN"/>
         </w:rPr>
         <w:t>的一座城市，腓尼基是在</w:t>
       </w:r>
-      <w:r>
-        <w:rPr>
-          <w:lang w:val="zh_CN" w:bidi="zh_CN"/>
-        </w:rPr>
-        <w:t>以色列</w:t>
-      </w:r>
+      <w:hyperlink r:id="rId14">
+        <w:r>
+          <w:rPr>
+            <w:lang w:val="zh_CN" w:bidi="zh_CN"/>
+          </w:rPr>
+          <w:rPr>
+            <w:color w:val="0000EE"/>
+            <w:u w:val="single"/>
+          </w:rPr>
+          <w:t>以色列</w:t>
+        </w:r>
+      </w:hyperlink>
       <w:r>
         <w:rPr>
           <w:lang w:val="zh_CN" w:bidi="zh_CN"/>
         </w:rPr>
         <w:t>北部的地区。 泰尔位于地中海沿岸。 今天，这个城市是我们现在所知的黎巴嫩的一部分。 在耶稣时代，泰尔是该地区的一个重要城市，因为腓尼基人擅长造船，并乘坐船只前往其他国家、地区，以购买和销售货物。 泰尔不是以色列的一部分，犹太人知道</w:t>
       </w:r>
+      <w:hyperlink r:id="rId15">
+        <w:r>
+          <w:rPr>
+            <w:lang w:val="zh_CN" w:bidi="zh_CN"/>
+          </w:rPr>
+          <w:rPr>
+            <w:color w:val="0000EE"/>
+            <w:u w:val="single"/>
+          </w:rPr>
+          <w:t>泰尔</w:t>
+        </w:r>
+      </w:hyperlink>
       <w:r>
         <w:rPr>
           <w:lang w:val="zh_CN" w:bidi="zh_CN"/>
         </w:rPr>
-        <w:t>泰尔</w:t>
+        <w:t xml:space="preserve">是道德不佳的地方，并且他们不遵守神的律法。 </w:t>
       </w:r>
+      <w:hyperlink r:id="rId16">
+        <w:r>
+          <w:rPr>
+            <w:lang w:val="zh_CN" w:bidi="zh_CN"/>
+          </w:rPr>
+          <w:rPr>
+            <w:color w:val="0000EE"/>
+            <w:u w:val="single"/>
+          </w:rPr>
+          <w:t>以色列人</w:t>
+        </w:r>
+      </w:hyperlink>
       <w:r>
         <w:rPr>
           <w:lang w:val="zh_CN" w:bidi="zh_CN"/>
         </w:rPr>
-        <w:t>是道德不佳的地方，并且他们不遵守神的律法。 以色列人的先知曾发出过针对对</w:t>
+        <w:t>的先知曾发出过针对对</w:t>
       </w:r>
-      <w:r>
-        <w:rPr>
-          <w:lang w:val="zh_CN" w:bidi="zh_CN"/>
-        </w:rPr>
-        <w:t>泰尔</w:t>
-      </w:r>
+      <w:hyperlink r:id="rId17">
+        <w:r>
+          <w:rPr>
+            <w:lang w:val="zh_CN" w:bidi="zh_CN"/>
+          </w:rPr>
+          <w:rPr>
+            <w:color w:val="0000EE"/>
+            <w:u w:val="single"/>
+          </w:rPr>
+          <w:t>泰尔</w:t>
+        </w:r>
+      </w:hyperlink>
       <w:r>
         <w:rPr>
           <w:lang w:val="zh_CN" w:bidi="zh_CN"/>
